--- a/data/revised_2026-10_full/tracked/v2/Physics/SS1.4_Energy,_Work,_Power_and_Machines/Physics_Energy,_Work,_Power_and_Machines_FinalExplanation_TRACKED.docx
+++ b/data/revised_2026-10_full/tracked/v2/Physics/SS1.4_Energy,_Work,_Power_and_Machines/Physics_Energy,_Work,_Power_and_Machines_FinalExplanation_TRACKED.docx
@@ -436,7 +436,7 @@
               </w:rPr>
               <w:t xml:space="preserve">Final Explanation: How do pulleys reduce the effort needed to lift water, and how does energy transfer in the process? Imagine you are explaining to a friend in Kitui County why Mwende, who is 10 years old, can lift the bucket with the pulley system while her mother, Mama Kavata Mutua, finds the direct lift exhausting. Use what you observed and learned in Lessons 1 to 8. Use g = 10 N/kg everywhere. Show every calculation step, with units, and write full sentences for your explanations. Use the data given in each section. </w:t>
             </w:r>
-            <w:ins w:id="9001" w:author="Claude (AI) - proposed" w:date="2026-10-15T08:04:21Z">
+            <w:ins w:id="9001" w:author="Claude (AI) - proposed" w:date="2026-10-18T00:32:07Z">
               <w:r>
                 <w:rPr>
                   <w:rFonts w:ascii="Arial" w:cs="Arial" w:eastAsia="Arial" w:hAnsi="Arial"/>
@@ -464,7 +464,7 @@
               </w:rPr>
               <w:t xml:space="preserve">Write your answers in the space under each prompt</w:t>
             </w:r>
-            <w:ins w:id="9002" w:author="Claude (AI) - proposed" w:date="2026-10-15T08:04:21Z">
+            <w:ins w:id="9002" w:author="Claude (AI) - proposed" w:date="2026-10-18T00:32:07Z">
               <w:r>
                 <w:rPr>
                   <w:rFonts w:ascii="Arial" w:cs="Arial" w:eastAsia="Arial" w:hAnsi="Arial"/>
@@ -1619,7 +1619,7 @@
               </w:rPr>
               <w:t xml:space="preserve">(c) In Lesson 4, a real bucket </w:t>
             </w:r>
-            <w:del w:id="9003" w:author="Claude (AI) - proposed" w:date="2026-10-15T08:04:21Z">
+            <w:del w:id="9003" w:author="Claude (AI) - proposed" w:date="2026-10-18T00:32:07Z">
               <w:r>
                 <w:rPr>
                   <w:rFonts w:ascii="Arial" w:cs="Arial" w:eastAsia="Arial" w:hAnsi="Arial"/>
@@ -1634,7 +1634,7 @@
                 <w:delText xml:space="preserve">fell from</w:delText>
               </w:r>
             </w:del>
-            <w:ins w:id="9004" w:author="Claude (AI) - proposed" w:date="2026-10-15T08:04:21Z">
+            <w:ins w:id="9004" w:author="Claude (AI) - proposed" w:date="2026-10-18T00:32:07Z">
               <w:r>
                 <w:rPr>
                   <w:rFonts w:ascii="Arial" w:cs="Arial" w:eastAsia="Arial" w:hAnsi="Arial"/>
@@ -2319,7 +2319,7 @@
               <w:spacing w:after="40" w:before="0"/>
               <w:jc w:val="left"/>
             </w:pPr>
-            <w:del w:id="9005" w:author="Claude (AI) - proposed" w:date="2026-10-15T08:04:21Z">
+            <w:del w:id="9005" w:author="Claude (AI) - proposed" w:date="2026-10-18T00:32:07Z">
               <w:r>
                 <w:rPr>
                   <w:rFonts w:ascii="Arial" w:cs="Arial" w:eastAsia="Arial" w:hAnsi="Arial"/>
@@ -2334,7 +2334,7 @@
                 <w:delText xml:space="preserve">All</w:delText>
               </w:r>
             </w:del>
-            <w:ins w:id="9006" w:author="Claude (AI) - proposed" w:date="2026-10-15T08:04:21Z">
+            <w:ins w:id="9006" w:author="Claude (AI) - proposed" w:date="2026-10-18T00:32:07Z">
               <w:r>
                 <w:rPr>
                   <w:rFonts w:ascii="Arial" w:cs="Arial" w:eastAsia="Arial" w:hAnsi="Arial"/>
@@ -2362,7 +2362,7 @@
               </w:rPr>
               <w:t xml:space="preserve"> calculations (PE, work, power, KE, MA, VR, efficiency) are correct, use g = 10 N/kg, show </w:t>
             </w:r>
-            <w:del w:id="9007" w:author="Claude (AI) - proposed" w:date="2026-10-15T08:04:21Z">
+            <w:del w:id="9007" w:author="Claude (AI) - proposed" w:date="2026-10-18T00:32:07Z">
               <w:r>
                 <w:rPr>
                   <w:rFonts w:ascii="Arial" w:cs="Arial" w:eastAsia="Arial" w:hAnsi="Arial"/>
@@ -2377,7 +2377,7 @@
                 <w:delText xml:space="preserve">steps</w:delText>
               </w:r>
             </w:del>
-            <w:ins w:id="9008" w:author="Claude (AI) - proposed" w:date="2026-10-15T08:04:21Z">
+            <w:ins w:id="9008" w:author="Claude (AI) - proposed" w:date="2026-10-18T00:32:07Z">
               <w:r>
                 <w:rPr>
                   <w:rFonts w:ascii="Arial" w:cs="Arial" w:eastAsia="Arial" w:hAnsi="Arial"/>
@@ -2425,7 +2425,7 @@
               <w:spacing w:after="40" w:before="0"/>
               <w:jc w:val="left"/>
             </w:pPr>
-            <w:del w:id="9009" w:author="Claude (AI) - proposed" w:date="2026-10-15T08:04:21Z">
+            <w:del w:id="9009" w:author="Claude (AI) - proposed" w:date="2026-10-18T00:32:07Z">
               <w:r>
                 <w:rPr>
                   <w:rFonts w:ascii="Arial" w:cs="Arial" w:eastAsia="Arial" w:hAnsi="Arial"/>
@@ -2440,7 +2440,7 @@
                 <w:delText xml:space="preserve">Most</w:delText>
               </w:r>
             </w:del>
-            <w:ins w:id="9010" w:author="Claude (AI) - proposed" w:date="2026-10-15T08:04:21Z">
+            <w:ins w:id="9010" w:author="Claude (AI) - proposed" w:date="2026-10-18T00:32:07Z">
               <w:r>
                 <w:rPr>
                   <w:rFonts w:ascii="Arial" w:cs="Arial" w:eastAsia="Arial" w:hAnsi="Arial"/>
@@ -2488,7 +2488,7 @@
               <w:spacing w:after="40" w:before="0"/>
               <w:jc w:val="left"/>
             </w:pPr>
-            <w:del w:id="9011" w:author="Claude (AI) - proposed" w:date="2026-10-15T08:04:21Z">
+            <w:del w:id="9011" w:author="Claude (AI) - proposed" w:date="2026-10-18T00:32:07Z">
               <w:r>
                 <w:rPr>
                   <w:rFonts w:ascii="Arial" w:cs="Arial" w:eastAsia="Arial" w:hAnsi="Arial"/>
@@ -2503,7 +2503,7 @@
                 <w:delText xml:space="preserve">Several</w:delText>
               </w:r>
             </w:del>
-            <w:ins w:id="9012" w:author="Claude (AI) - proposed" w:date="2026-10-15T08:04:21Z">
+            <w:ins w:id="9012" w:author="Claude (AI) - proposed" w:date="2026-10-18T00:32:07Z">
               <w:r>
                 <w:rPr>
                   <w:rFonts w:ascii="Arial" w:cs="Arial" w:eastAsia="Arial" w:hAnsi="Arial"/>
@@ -2586,7 +2586,7 @@
               <w:spacing w:after="40" w:before="0"/>
               <w:jc w:val="left"/>
             </w:pPr>
-            <w:del w:id="9013" w:author="Claude (AI) - proposed" w:date="2026-10-15T08:04:21Z">
+            <w:del w:id="9013" w:author="Claude (AI) - proposed" w:date="2026-10-18T00:32:07Z">
               <w:r>
                 <w:rPr>
                   <w:rFonts w:ascii="Arial" w:cs="Arial" w:eastAsia="Arial" w:hAnsi="Arial"/>
@@ -2601,7 +2601,7 @@
                 <w:delText xml:space="preserve">Clearly</w:delText>
               </w:r>
             </w:del>
-            <w:ins w:id="9014" w:author="Claude (AI) - proposed" w:date="2026-10-15T08:04:21Z">
+            <w:ins w:id="9014" w:author="Claude (AI) - proposed" w:date="2026-10-18T00:32:07Z">
               <w:r>
                 <w:rPr>
                   <w:rFonts w:ascii="Arial" w:cs="Arial" w:eastAsia="Arial" w:hAnsi="Arial"/>
@@ -2649,7 +2649,7 @@
               <w:spacing w:after="40" w:before="0"/>
               <w:jc w:val="left"/>
             </w:pPr>
-            <w:del w:id="9015" w:author="Claude (AI) - proposed" w:date="2026-10-15T08:04:21Z">
+            <w:del w:id="9015" w:author="Claude (AI) - proposed" w:date="2026-10-18T00:32:07Z">
               <w:r>
                 <w:rPr>
                   <w:rFonts w:ascii="Arial" w:cs="Arial" w:eastAsia="Arial" w:hAnsi="Arial"/>
@@ -2664,7 +2664,7 @@
                 <w:delText xml:space="preserve">States</w:delText>
               </w:r>
             </w:del>
-            <w:ins w:id="9016" w:author="Claude (AI) - proposed" w:date="2026-10-15T08:04:21Z">
+            <w:ins w:id="9016" w:author="Claude (AI) - proposed" w:date="2026-10-18T00:32:07Z">
               <w:r>
                 <w:rPr>
                   <w:rFonts w:ascii="Arial" w:cs="Arial" w:eastAsia="Arial" w:hAnsi="Arial"/>
@@ -2712,7 +2712,7 @@
               <w:spacing w:after="40" w:before="0"/>
               <w:jc w:val="left"/>
             </w:pPr>
-            <w:del w:id="9017" w:author="Claude (AI) - proposed" w:date="2026-10-15T08:04:21Z">
+            <w:del w:id="9017" w:author="Claude (AI) - proposed" w:date="2026-10-18T00:32:07Z">
               <w:r>
                 <w:rPr>
                   <w:rFonts w:ascii="Arial" w:cs="Arial" w:eastAsia="Arial" w:hAnsi="Arial"/>
@@ -2727,7 +2727,7 @@
                 <w:delText xml:space="preserve">Says</w:delText>
               </w:r>
             </w:del>
-            <w:ins w:id="9018" w:author="Claude (AI) - proposed" w:date="2026-10-15T08:04:21Z">
+            <w:ins w:id="9018" w:author="Claude (AI) - proposed" w:date="2026-10-18T00:32:07Z">
               <w:r>
                 <w:rPr>
                   <w:rFonts w:ascii="Arial" w:cs="Arial" w:eastAsia="Arial" w:hAnsi="Arial"/>
@@ -2810,7 +2810,7 @@
               <w:spacing w:after="40" w:before="0"/>
               <w:jc w:val="left"/>
             </w:pPr>
-            <w:del w:id="9019" w:author="Claude (AI) - proposed" w:date="2026-10-15T08:04:21Z">
+            <w:del w:id="9019" w:author="Claude (AI) - proposed" w:date="2026-10-18T00:32:07Z">
               <w:r>
                 <w:rPr>
                   <w:rFonts w:ascii="Arial" w:cs="Arial" w:eastAsia="Arial" w:hAnsi="Arial"/>
@@ -2825,7 +2825,7 @@
                 <w:delText xml:space="preserve">Identifies</w:delText>
               </w:r>
             </w:del>
-            <w:ins w:id="9020" w:author="Claude (AI) - proposed" w:date="2026-10-15T08:04:21Z">
+            <w:ins w:id="9020" w:author="Claude (AI) - proposed" w:date="2026-10-18T00:32:07Z">
               <w:r>
                 <w:rPr>
                   <w:rFonts w:ascii="Arial" w:cs="Arial" w:eastAsia="Arial" w:hAnsi="Arial"/>
@@ -2873,7 +2873,7 @@
               <w:spacing w:after="40" w:before="0"/>
               <w:jc w:val="left"/>
             </w:pPr>
-            <w:del w:id="9021" w:author="Claude (AI) - proposed" w:date="2026-10-15T08:04:21Z">
+            <w:del w:id="9021" w:author="Claude (AI) - proposed" w:date="2026-10-18T00:32:07Z">
               <w:r>
                 <w:rPr>
                   <w:rFonts w:ascii="Arial" w:cs="Arial" w:eastAsia="Arial" w:hAnsi="Arial"/>
@@ -2888,7 +2888,7 @@
                 <w:delText xml:space="preserve">Identifies</w:delText>
               </w:r>
             </w:del>
-            <w:ins w:id="9022" w:author="Claude (AI) - proposed" w:date="2026-10-15T08:04:21Z">
+            <w:ins w:id="9022" w:author="Claude (AI) - proposed" w:date="2026-10-18T00:32:07Z">
               <w:r>
                 <w:rPr>
                   <w:rFonts w:ascii="Arial" w:cs="Arial" w:eastAsia="Arial" w:hAnsi="Arial"/>
@@ -2936,7 +2936,7 @@
               <w:spacing w:after="40" w:before="0"/>
               <w:jc w:val="left"/>
             </w:pPr>
-            <w:del w:id="9023" w:author="Claude (AI) - proposed" w:date="2026-10-15T08:04:21Z">
+            <w:del w:id="9023" w:author="Claude (AI) - proposed" w:date="2026-10-18T00:32:07Z">
               <w:r>
                 <w:rPr>
                   <w:rFonts w:ascii="Arial" w:cs="Arial" w:eastAsia="Arial" w:hAnsi="Arial"/>
@@ -2951,7 +2951,7 @@
                 <w:delText xml:space="preserve">Does</w:delText>
               </w:r>
             </w:del>
-            <w:ins w:id="9024" w:author="Claude (AI) - proposed" w:date="2026-10-15T08:04:21Z">
+            <w:ins w:id="9024" w:author="Claude (AI) - proposed" w:date="2026-10-18T00:32:07Z">
               <w:r>
                 <w:rPr>
                   <w:rFonts w:ascii="Arial" w:cs="Arial" w:eastAsia="Arial" w:hAnsi="Arial"/>
@@ -3034,7 +3034,7 @@
               <w:spacing w:after="40" w:before="0"/>
               <w:jc w:val="left"/>
             </w:pPr>
-            <w:del w:id="9025" w:author="Claude (AI) - proposed" w:date="2026-10-15T08:04:21Z">
+            <w:del w:id="9025" w:author="Claude (AI) - proposed" w:date="2026-10-18T00:32:07Z">
               <w:r>
                 <w:rPr>
                   <w:rFonts w:ascii="Arial" w:cs="Arial" w:eastAsia="Arial" w:hAnsi="Arial"/>
@@ -3049,7 +3049,7 @@
                 <w:delText xml:space="preserve">Correctly</w:delText>
               </w:r>
             </w:del>
-            <w:ins w:id="9026" w:author="Claude (AI) - proposed" w:date="2026-10-15T08:04:21Z">
+            <w:ins w:id="9026" w:author="Claude (AI) - proposed" w:date="2026-10-18T00:32:07Z">
               <w:r>
                 <w:rPr>
                   <w:rFonts w:ascii="Arial" w:cs="Arial" w:eastAsia="Arial" w:hAnsi="Arial"/>
@@ -3077,7 +3077,7 @@
               </w:rPr>
               <w:t xml:space="preserve"> defines and calculates MA, VR and efficiency, and compares </w:t>
             </w:r>
-            <w:ins w:id="9027" w:author="Claude (AI) - proposed" w:date="2026-10-15T08:04:21Z">
+            <w:ins w:id="9027" w:author="Claude (AI) - proposed" w:date="2026-10-18T00:32:07Z">
               <w:r>
                 <w:rPr>
                   <w:rFonts w:ascii="Arial" w:cs="Arial" w:eastAsia="Arial" w:hAnsi="Arial"/>
@@ -3125,7 +3125,7 @@
               <w:spacing w:after="40" w:before="0"/>
               <w:jc w:val="left"/>
             </w:pPr>
-            <w:del w:id="9028" w:author="Claude (AI) - proposed" w:date="2026-10-15T08:04:21Z">
+            <w:del w:id="9028" w:author="Claude (AI) - proposed" w:date="2026-10-18T00:32:07Z">
               <w:r>
                 <w:rPr>
                   <w:rFonts w:ascii="Arial" w:cs="Arial" w:eastAsia="Arial" w:hAnsi="Arial"/>
@@ -3140,7 +3140,7 @@
                 <w:delText xml:space="preserve">Calculates</w:delText>
               </w:r>
             </w:del>
-            <w:ins w:id="9029" w:author="Claude (AI) - proposed" w:date="2026-10-15T08:04:21Z">
+            <w:ins w:id="9029" w:author="Claude (AI) - proposed" w:date="2026-10-18T00:32:07Z">
               <w:r>
                 <w:rPr>
                   <w:rFonts w:ascii="Arial" w:cs="Arial" w:eastAsia="Arial" w:hAnsi="Arial"/>
@@ -3188,7 +3188,7 @@
               <w:spacing w:after="40" w:before="0"/>
               <w:jc w:val="left"/>
             </w:pPr>
-            <w:del w:id="9030" w:author="Claude (AI) - proposed" w:date="2026-10-15T08:04:21Z">
+            <w:del w:id="9030" w:author="Claude (AI) - proposed" w:date="2026-10-18T00:32:07Z">
               <w:r>
                 <w:rPr>
                   <w:rFonts w:ascii="Arial" w:cs="Arial" w:eastAsia="Arial" w:hAnsi="Arial"/>
@@ -3203,7 +3203,7 @@
                 <w:delText xml:space="preserve">Confuses</w:delText>
               </w:r>
             </w:del>
-            <w:ins w:id="9031" w:author="Claude (AI) - proposed" w:date="2026-10-15T08:04:21Z">
+            <w:ins w:id="9031" w:author="Claude (AI) - proposed" w:date="2026-10-18T00:32:07Z">
               <w:r>
                 <w:rPr>
                   <w:rFonts w:ascii="Arial" w:cs="Arial" w:eastAsia="Arial" w:hAnsi="Arial"/>
@@ -3286,7 +3286,7 @@
               <w:spacing w:after="40" w:before="0"/>
               <w:jc w:val="left"/>
             </w:pPr>
-            <w:del w:id="9032" w:author="Claude (AI) - proposed" w:date="2026-10-15T08:04:21Z">
+            <w:del w:id="9032" w:author="Claude (AI) - proposed" w:date="2026-10-18T00:32:07Z">
               <w:r>
                 <w:rPr>
                   <w:rFonts w:ascii="Arial" w:cs="Arial" w:eastAsia="Arial" w:hAnsi="Arial"/>
@@ -3301,7 +3301,7 @@
                 <w:delText xml:space="preserve">The</w:delText>
               </w:r>
             </w:del>
-            <w:ins w:id="9033" w:author="Claude (AI) - proposed" w:date="2026-10-15T08:04:21Z">
+            <w:ins w:id="9033" w:author="Claude (AI) - proposed" w:date="2026-10-18T00:32:07Z">
               <w:r>
                 <w:rPr>
                   <w:rFonts w:ascii="Arial" w:cs="Arial" w:eastAsia="Arial" w:hAnsi="Arial"/>
@@ -3349,7 +3349,7 @@
               <w:spacing w:after="40" w:before="0"/>
               <w:jc w:val="left"/>
             </w:pPr>
-            <w:del w:id="9034" w:author="Claude (AI) - proposed" w:date="2026-10-15T08:04:21Z">
+            <w:del w:id="9034" w:author="Claude (AI) - proposed" w:date="2026-10-18T00:32:07Z">
               <w:r>
                 <w:rPr>
                   <w:rFonts w:ascii="Arial" w:cs="Arial" w:eastAsia="Arial" w:hAnsi="Arial"/>
@@ -3364,7 +3364,7 @@
                 <w:delText xml:space="preserve">The</w:delText>
               </w:r>
             </w:del>
-            <w:ins w:id="9035" w:author="Claude (AI) - proposed" w:date="2026-10-15T08:04:21Z">
+            <w:ins w:id="9035" w:author="Claude (AI) - proposed" w:date="2026-10-18T00:32:07Z">
               <w:r>
                 <w:rPr>
                   <w:rFonts w:ascii="Arial" w:cs="Arial" w:eastAsia="Arial" w:hAnsi="Arial"/>
@@ -3412,7 +3412,7 @@
               <w:spacing w:after="40" w:before="0"/>
               <w:jc w:val="left"/>
             </w:pPr>
-            <w:del w:id="9036" w:author="Claude (AI) - proposed" w:date="2026-10-15T08:04:21Z">
+            <w:del w:id="9036" w:author="Claude (AI) - proposed" w:date="2026-10-18T00:32:07Z">
               <w:r>
                 <w:rPr>
                   <w:rFonts w:ascii="Arial" w:cs="Arial" w:eastAsia="Arial" w:hAnsi="Arial"/>
@@ -3427,7 +3427,7 @@
                 <w:delText xml:space="preserve">The</w:delText>
               </w:r>
             </w:del>
-            <w:ins w:id="9037" w:author="Claude (AI) - proposed" w:date="2026-10-15T08:04:21Z">
+            <w:ins w:id="9037" w:author="Claude (AI) - proposed" w:date="2026-10-18T00:32:07Z">
               <w:r>
                 <w:rPr>
                   <w:rFonts w:ascii="Arial" w:cs="Arial" w:eastAsia="Arial" w:hAnsi="Arial"/>
@@ -3577,7 +3577,7 @@
         </w:rPr>
         <w:t xml:space="preserve">© 2026 SeaVuria and ARES. This work is licensed under a </w:t>
       </w:r>
-      <w:hyperlink w:history="1" r:id="rIdsq2tjjoaodfkmsdpki0d1">
+      <w:hyperlink w:history="1" r:id="rIdca3-9altbbifq8hv0gkgz">
         <w:r>
           <w:rPr>
             <w:rFonts w:ascii="Arial" w:cs="Arial" w:eastAsia="Arial" w:hAnsi="Arial"/>
@@ -3597,7 +3597,7 @@
         </w:rPr>
         <w:t xml:space="preserve"> (</w:t>
       </w:r>
-      <w:hyperlink w:history="1" r:id="rIdhhfxgcwsahmw_gq_gk_yl">
+      <w:hyperlink w:history="1" r:id="rIdvlp9flxrncqfvgefsoabi">
         <w:r>
           <w:rPr>
             <w:rFonts w:ascii="Arial" w:cs="Arial" w:eastAsia="Arial" w:hAnsi="Arial"/>
@@ -3617,7 +3617,7 @@
         </w:rPr>
         <w:t xml:space="preserve">). To view a copy of this license, visit </w:t>
       </w:r>
-      <w:hyperlink w:history="1" r:id="rIdf9n_60vcdtl-45muad_eo">
+      <w:hyperlink w:history="1" r:id="rIdrpumqqyll-s_ladz3wpri">
         <w:r>
           <w:rPr>
             <w:rFonts w:ascii="Arial" w:cs="Arial" w:eastAsia="Arial" w:hAnsi="Arial"/>
